--- a/docs/MOBILE.docx
+++ b/docs/MOBILE.docx
@@ -35,10 +35,10 @@
         <w:rPr>
           <w:b/>
         </w:rPr>
-        <w:t>M0 shipped.</w:t>
+        <w:t>M0–M1 shipped.</w:t>
       </w:r>
       <w:r>
-        <w:t xml:space="preserve"> M1–M4 planned — not implemented. M5–M7 gated on M4 + production URL.</w:t>
+        <w:t xml:space="preserve"> M2–M4 planned — not implemented. M5–M7 gated on M4 + production URL.</w:t>
       </w:r>
     </w:p>
     <w:p>
@@ -364,40 +364,10 @@
         <w:rPr>
           <w:b/>
         </w:rPr>
-        <w:t>M0 closed:</w:t>
+        <w:t>M0–M1 closed:</w:t>
       </w:r>
       <w:r>
-        <w:t xml:space="preserve"> 16px form controls (no iOS zoom on generate/login), 1-col </w:t>
-      </w:r>
-      <w:r>
-        <w:rPr>
-          <w:rFonts w:ascii="Consolas" w:hAnsi="Consolas"/>
-          <w:sz w:val="20"/>
-        </w:rPr>
-        <w:t>.form-grid</w:t>
-      </w:r>
-      <w:r>
-        <w:t xml:space="preserve">, stacked action rows, overflow-x on questions/math, </w:t>
-      </w:r>
-      <w:r>
-        <w:rPr>
-          <w:rFonts w:ascii="Consolas" w:hAnsi="Consolas"/>
-          <w:sz w:val="20"/>
-        </w:rPr>
-        <w:t>--safe-*</w:t>
-      </w:r>
-      <w:r>
-        <w:t xml:space="preserve"> / </w:t>
-      </w:r>
-      <w:r>
-        <w:rPr>
-          <w:rFonts w:ascii="Consolas" w:hAnsi="Consolas"/>
-          <w:sz w:val="20"/>
-        </w:rPr>
-        <w:t>--tap-min</w:t>
-      </w:r>
-      <w:r>
-        <w:t xml:space="preserve"> tokens.</w:t>
+        <w:t xml:space="preserve"> 16px form controls; 1-col forms; stacked actions; overflow-x; safe-area tokens; stacked Check; 44px taps; vertical MCQ with selected/correct/wrong.</w:t>
       </w:r>
     </w:p>
     <w:p>
@@ -408,7 +378,7 @@
         <w:t>Main remaining gaps:</w:t>
       </w:r>
       <w:r>
-        <w:t xml:space="preserve"> multipart free-response horizontal layouts (M1); tiny diagram/tree inputs (M3); Python/Pyodide awkward on phones (M3); keyboard covering actions (M2); no formal device QA matrix (M4).</w:t>
+        <w:t xml:space="preserve"> nav sheets / keyboard covering Check (M2); tiny diagram/tree inputs and Python honesty (M3); no formal device QA matrix (M4).</w:t>
       </w:r>
     </w:p>
     <w:p>
@@ -1429,14 +1399,26 @@
               <w:t>base.html</w:t>
             </w:r>
             <w:r>
-              <w:t xml:space="preserve">, </w:t>
+              <w:t xml:space="preserve"> — </w:t>
+            </w:r>
+            <w:r>
+              <w:rPr>
+                <w:b/>
+              </w:rPr>
+              <w:t>done</w:t>
+            </w:r>
+            <w:r>
+              <w:t xml:space="preserve"> (Check </w:t>
             </w:r>
             <w:r>
               <w:rPr>
                 <w:rFonts w:ascii="Consolas" w:hAnsi="Consolas"/>
                 <w:sz w:val="20"/>
               </w:rPr>
-              <w:t>free_response_inline.html</w:t>
+              <w:t>flex-basis: 100%</w:t>
+            </w:r>
+            <w:r>
+              <w:t>)</w:t>
             </w:r>
           </w:p>
         </w:tc>
@@ -1506,6 +1488,15 @@
               </w:rPr>
               <w:t>base.html</w:t>
             </w:r>
+            <w:r>
+              <w:t xml:space="preserve"> — </w:t>
+            </w:r>
+            <w:r>
+              <w:rPr>
+                <w:b/>
+              </w:rPr>
+              <w:t>done</w:t>
+            </w:r>
           </w:p>
         </w:tc>
       </w:tr>
@@ -1546,7 +1537,23 @@
           <w:p>
             <w:r/>
             <w:r>
-              <w:t>free-response CSS + partial</w:t>
+              <w:rPr>
+                <w:rFonts w:ascii="Consolas" w:hAnsi="Consolas"/>
+                <w:sz w:val="20"/>
+              </w:rPr>
+              <w:t>base.html</w:t>
+            </w:r>
+            <w:r>
+              <w:t xml:space="preserve"> — </w:t>
+            </w:r>
+            <w:r>
+              <w:rPr>
+                <w:b/>
+              </w:rPr>
+              <w:t>done</w:t>
+            </w:r>
+            <w:r>
+              <w:t xml:space="preserve"> (labels already above in the partial)</w:t>
             </w:r>
           </w:p>
         </w:tc>
@@ -1588,7 +1595,7 @@
               <w:t>base.html</w:t>
             </w:r>
             <w:r>
-              <w:t xml:space="preserve">, </w:t>
+              <w:t xml:space="preserve"> + </w:t>
             </w:r>
             <w:r>
               <w:rPr>
@@ -1596,6 +1603,25 @@
                 <w:sz w:val="20"/>
               </w:rPr>
               <w:t>site.js</w:t>
+            </w:r>
+            <w:r>
+              <w:t xml:space="preserve"> </w:t>
+            </w:r>
+            <w:r>
+              <w:rPr>
+                <w:rFonts w:ascii="Consolas" w:hAnsi="Consolas"/>
+                <w:sz w:val="20"/>
+              </w:rPr>
+              <w:t>is-selected</w:t>
+            </w:r>
+            <w:r>
+              <w:t xml:space="preserve"> — </w:t>
+            </w:r>
+            <w:r>
+              <w:rPr>
+                <w:b/>
+              </w:rPr>
+              <w:t>done</w:t>
             </w:r>
           </w:p>
         </w:tc>
@@ -1630,7 +1656,23 @@
           <w:p>
             <w:r/>
             <w:r>
-              <w:t>templates using the partial</w:t>
+              <w:t xml:space="preserve">same partial / </w:t>
+            </w:r>
+            <w:r>
+              <w:rPr>
+                <w:rFonts w:ascii="Consolas" w:hAnsi="Consolas"/>
+                <w:sz w:val="20"/>
+              </w:rPr>
+              <w:t>.mcq-options</w:t>
+            </w:r>
+            <w:r>
+              <w:t xml:space="preserve"> — </w:t>
+            </w:r>
+            <w:r>
+              <w:rPr>
+                <w:b/>
+              </w:rPr>
+              <w:t>done</w:t>
             </w:r>
           </w:p>
         </w:tc>
@@ -1687,7 +1729,16 @@
         <w:t>Exit:</w:t>
       </w:r>
       <w:r>
-        <w:t xml:space="preserve"> Multipart Check usable on 360px; MCQ tappable without mis-hits.</w:t>
+        <w:t xml:space="preserve"> Multipart Check usable on 360px; MCQ tappable without mis-hits. </w:t>
+      </w:r>
+      <w:r>
+        <w:rPr>
+          <w:b/>
+        </w:rPr>
+        <w:t>Shipped 2026-08-11</w:t>
+      </w:r>
+      <w:r>
+        <w:t xml:space="preserve"> (layout/UX only).</w:t>
       </w:r>
     </w:p>
     <w:p/>
@@ -4650,7 +4701,7 @@
         <w:rPr>
           <w:b/>
         </w:rPr>
-        <w:t>M0 is done.</w:t>
+        <w:t>M0–M1 are done.</w:t>
       </w:r>
       <w:r>
         <w:t xml:space="preserve"> Implement </w:t>
@@ -4659,25 +4710,16 @@
         <w:rPr>
           <w:b/>
         </w:rPr>
-        <w:t>M1</w:t>
+        <w:t>M2</w:t>
       </w:r>
       <w:r>
-        <w:t xml:space="preserve"> next (highest remaining learner impact).</w:t>
+        <w:t xml:space="preserve"> next (app chrome: nav sheets, visualViewport, focus/active).</w:t>
       </w:r>
     </w:p>
     <w:p>
       <w:pPr>
         <w:pStyle w:val="ListNumber"/>
       </w:pPr>
-      <w:r>
-        <w:rPr>
-          <w:b/>
-        </w:rPr>
-        <w:t>M2</w:t>
-      </w:r>
-      <w:r>
-        <w:t xml:space="preserve"> for app feel; </w:t>
-      </w:r>
       <w:r>
         <w:rPr>
           <w:b/>

--- a/docs/MOBILE.docx
+++ b/docs/MOBILE.docx
@@ -933,7 +933,27 @@
               <w:t>1 column</w:t>
             </w:r>
             <w:r>
-              <w:t xml:space="preserve"> below ~480–600px (currently stays 2-col at 600px)</w:t>
+              <w:t xml:space="preserve"> below ~480–600px; </w:t>
+            </w:r>
+            <w:r>
+              <w:rPr>
+                <w:rFonts w:ascii="Consolas" w:hAnsi="Consolas"/>
+                <w:sz w:val="20"/>
+              </w:rPr>
+              <w:t>minmax(0, 1fr)</w:t>
+            </w:r>
+            <w:r>
+              <w:t xml:space="preserve"> + select </w:t>
+            </w:r>
+            <w:r>
+              <w:rPr>
+                <w:rFonts w:ascii="Consolas" w:hAnsi="Consolas"/>
+                <w:sz w:val="20"/>
+              </w:rPr>
+              <w:t>min-width: 0</w:t>
+            </w:r>
+            <w:r>
+              <w:t xml:space="preserve"> so long topic labels cannot blow out the card</w:t>
             </w:r>
           </w:p>
         </w:tc>
@@ -1238,7 +1258,7 @@
                 <w:rFonts w:ascii="Consolas" w:hAnsi="Consolas"/>
                 <w:sz w:val="20"/>
               </w:rPr>
-              <w:t>pb-v7</w:t>
+              <w:t>pb-v9</w:t>
             </w:r>
             <w:r>
               <w:t xml:space="preserve"> — </w:t>
@@ -1526,7 +1546,7 @@
               <w:t>number_fields</w:t>
             </w:r>
             <w:r>
-              <w:t xml:space="preserve"> / proof banks: wrap chips; labels above fields; kill horizontal min-width traps</w:t>
+              <w:t xml:space="preserve"> / proof banks: wrap chips; labels above fields; kill horizontal min-width traps. Insert/sign chips stay compact — do not stretch full-width</w:t>
             </w:r>
           </w:p>
         </w:tc>
@@ -1551,9 +1571,6 @@
                 <w:b/>
               </w:rPr>
               <w:t>done</w:t>
-            </w:r>
-            <w:r>
-              <w:t xml:space="preserve"> (labels already above in the partial)</w:t>
             </w:r>
           </w:p>
         </w:tc>

--- a/docs/MOBILE.docx
+++ b/docs/MOBILE.docx
@@ -18,7 +18,7 @@
         <w:t>Last updated:</w:t>
       </w:r>
       <w:r>
-        <w:t xml:space="preserve"> 2026-08-11</w:t>
+        <w:t xml:space="preserve"> 2026-08-14</w:t>
       </w:r>
     </w:p>
     <w:p>
@@ -35,10 +35,10 @@
         <w:rPr>
           <w:b/>
         </w:rPr>
-        <w:t>M0–M1 shipped.</w:t>
+        <w:t>M0–M2 shipped.</w:t>
       </w:r>
       <w:r>
-        <w:t xml:space="preserve"> M2–M4 planned — not implemented. M5–M7 gated on M4 + production URL.</w:t>
+        <w:t xml:space="preserve"> M3–M4 planned — not implemented. M5–M7 gated on M4 + production URL.</w:t>
       </w:r>
     </w:p>
     <w:p>
@@ -364,10 +364,20 @@
         <w:rPr>
           <w:b/>
         </w:rPr>
-        <w:t>M0–M1 closed:</w:t>
+        <w:t>M0–M2 closed:</w:t>
       </w:r>
       <w:r>
-        <w:t xml:space="preserve"> 16px form controls; 1-col forms; stacked actions; overflow-x; safe-area tokens; stacked Check; 44px taps; vertical MCQ with selected/correct/wrong.</w:t>
+        <w:t xml:space="preserve"> 16px form controls; 1-col forms; stacked actions; overflow-x; safe-area tokens; stacked Check; 44px taps; vertical MCQ; nav/search/notif sheets; keyboard-aware Check; </w:t>
+      </w:r>
+      <w:r>
+        <w:rPr>
+          <w:rFonts w:ascii="Consolas" w:hAnsi="Consolas"/>
+          <w:sz w:val="20"/>
+        </w:rPr>
+        <w:t>:focus-visible</w:t>
+      </w:r>
+      <w:r>
+        <w:t>.</w:t>
       </w:r>
     </w:p>
     <w:p>
@@ -378,7 +388,7 @@
         <w:t>Main remaining gaps:</w:t>
       </w:r>
       <w:r>
-        <w:t xml:space="preserve"> nav sheets / keyboard covering Check (M2); tiny diagram/tree inputs and Python honesty (M3); no formal device QA matrix (M4).</w:t>
+        <w:t xml:space="preserve"> tiny diagram/tree inputs and Python honesty (M3); no formal device QA matrix (M4).</w:t>
       </w:r>
     </w:p>
     <w:p>
@@ -1258,7 +1268,7 @@
                 <w:rFonts w:ascii="Consolas" w:hAnsi="Consolas"/>
                 <w:sz w:val="20"/>
               </w:rPr>
-              <w:t>pb-v9</w:t>
+              <w:t>pb-v10</w:t>
             </w:r>
             <w:r>
               <w:t xml:space="preserve"> — </w:t>
@@ -1880,7 +1890,19 @@
                 <w:rFonts w:ascii="Consolas" w:hAnsi="Consolas"/>
                 <w:sz w:val="20"/>
               </w:rPr>
-              <w:t>static/js/nav-menu.js</w:t>
+              <w:t>nav-menu.js</w:t>
+            </w:r>
+            <w:r>
+              <w:t xml:space="preserve"> — </w:t>
+            </w:r>
+            <w:r>
+              <w:rPr>
+                <w:b/>
+              </w:rPr>
+              <w:t>done</w:t>
+            </w:r>
+            <w:r>
+              <w:t xml:space="preserve"> (bottom sheet; Profile in menu; handle hidden ≤640px)</w:t>
             </w:r>
           </w:p>
         </w:tc>
@@ -1915,7 +1937,40 @@
           <w:p>
             <w:r/>
             <w:r>
-              <w:t>related JS/templates</w:t>
+              <w:rPr>
+                <w:rFonts w:ascii="Consolas" w:hAnsi="Consolas"/>
+                <w:sz w:val="20"/>
+              </w:rPr>
+              <w:t>base.html</w:t>
+            </w:r>
+            <w:r>
+              <w:t xml:space="preserve">, </w:t>
+            </w:r>
+            <w:r>
+              <w:rPr>
+                <w:rFonts w:ascii="Consolas" w:hAnsi="Consolas"/>
+                <w:sz w:val="20"/>
+              </w:rPr>
+              <w:t>site-search.js</w:t>
+            </w:r>
+            <w:r>
+              <w:t xml:space="preserve">, </w:t>
+            </w:r>
+            <w:r>
+              <w:rPr>
+                <w:rFonts w:ascii="Consolas" w:hAnsi="Consolas"/>
+                <w:sz w:val="20"/>
+              </w:rPr>
+              <w:t>notifications.js</w:t>
+            </w:r>
+            <w:r>
+              <w:t xml:space="preserve"> — </w:t>
+            </w:r>
+            <w:r>
+              <w:rPr>
+                <w:b/>
+              </w:rPr>
+              <w:t>done</w:t>
             </w:r>
           </w:p>
         </w:tc>
@@ -1950,7 +2005,33 @@
           <w:p>
             <w:r/>
             <w:r>
-              <w:t>CSS ± small JS</w:t>
+              <w:rPr>
+                <w:rFonts w:ascii="Consolas" w:hAnsi="Consolas"/>
+                <w:sz w:val="20"/>
+              </w:rPr>
+              <w:t>base.html</w:t>
+            </w:r>
+            <w:r>
+              <w:t xml:space="preserve"> — </w:t>
+            </w:r>
+            <w:r>
+              <w:rPr>
+                <w:b/>
+              </w:rPr>
+              <w:t>done</w:t>
+            </w:r>
+            <w:r>
+              <w:t xml:space="preserve"> (</w:t>
+            </w:r>
+            <w:r>
+              <w:rPr>
+                <w:rFonts w:ascii="Consolas" w:hAnsi="Consolas"/>
+                <w:sz w:val="20"/>
+              </w:rPr>
+              <w:t>--kb-inset</w:t>
+            </w:r>
+            <w:r>
+              <w:t xml:space="preserve"> + sticky Check while typing)</w:t>
             </w:r>
           </w:p>
         </w:tc>
@@ -2008,6 +2089,15 @@
               </w:rPr>
               <w:t>lesson-assist.js</w:t>
             </w:r>
+            <w:r>
+              <w:t xml:space="preserve"> — </w:t>
+            </w:r>
+            <w:r>
+              <w:rPr>
+                <w:b/>
+              </w:rPr>
+              <w:t>done</w:t>
+            </w:r>
           </w:p>
         </w:tc>
       </w:tr>
@@ -2063,6 +2153,15 @@
                 <w:sz w:val="20"/>
               </w:rPr>
               <w:t>base.html</w:t>
+            </w:r>
+            <w:r>
+              <w:t xml:space="preserve"> — </w:t>
+            </w:r>
+            <w:r>
+              <w:rPr>
+                <w:b/>
+              </w:rPr>
+              <w:t>done</w:t>
             </w:r>
           </w:p>
         </w:tc>
@@ -2077,7 +2176,16 @@
         <w:t>Exit:</w:t>
       </w:r>
       <w:r>
-        <w:t xml:space="preserve"> One-handed nav + check-while-typing works in standalone PWA.</w:t>
+        <w:t xml:space="preserve"> One-handed nav + check-while-typing works in standalone PWA. </w:t>
+      </w:r>
+      <w:r>
+        <w:rPr>
+          <w:b/>
+        </w:rPr>
+        <w:t>Shipped 2026-08-14</w:t>
+      </w:r>
+      <w:r>
+        <w:t xml:space="preserve"> (layout/UX only; confirm keyboard inset on a real phone).</w:t>
       </w:r>
     </w:p>
     <w:p/>
@@ -4718,7 +4826,7 @@
         <w:rPr>
           <w:b/>
         </w:rPr>
-        <w:t>M0–M1 are done.</w:t>
+        <w:t>M0–M2 are done.</w:t>
       </w:r>
       <w:r>
         <w:t xml:space="preserve"> Implement </w:t>
@@ -4727,10 +4835,10 @@
         <w:rPr>
           <w:b/>
         </w:rPr>
-        <w:t>M2</w:t>
+        <w:t>M3</w:t>
       </w:r>
       <w:r>
-        <w:t xml:space="preserve"> next (app chrome: nav sheets, visualViewport, focus/active).</w:t>
+        <w:t xml:space="preserve"> next (lessons, diagrams, Python honesty).</w:t>
       </w:r>
     </w:p>
     <w:p>

--- a/docs/MOBILE.docx
+++ b/docs/MOBILE.docx
@@ -35,10 +35,10 @@
         <w:rPr>
           <w:b/>
         </w:rPr>
-        <w:t>M0–M2 shipped.</w:t>
+        <w:t>M0–M3 shipped.</w:t>
       </w:r>
       <w:r>
-        <w:t xml:space="preserve"> M3–M4 planned — not implemented. M5–M7 gated on M4 + production URL.</w:t>
+        <w:t xml:space="preserve"> M4 planned — not implemented. M5–M7 gated on M4 + production URL.</w:t>
       </w:r>
     </w:p>
     <w:p>
@@ -364,7 +364,7 @@
         <w:rPr>
           <w:b/>
         </w:rPr>
-        <w:t>M0–M2 closed:</w:t>
+        <w:t>M0–M3 closed:</w:t>
       </w:r>
       <w:r>
         <w:t xml:space="preserve"> 16px form controls; 1-col forms; stacked actions; overflow-x; safe-area tokens; stacked Check; 44px taps; vertical MCQ; nav/search/notif sheets; keyboard-aware Check; </w:t>
@@ -377,7 +377,7 @@
         <w:t>:focus-visible</w:t>
       </w:r>
       <w:r>
-        <w:t>.</w:t>
+        <w:t>; lesson accordion/CTA polish; scrolling tables/SQL; probability-tree fill-ins; Python desktop-best banner; MathJax parent scroll.</w:t>
       </w:r>
     </w:p>
     <w:p>
@@ -385,10 +385,10 @@
         <w:rPr>
           <w:b/>
         </w:rPr>
-        <w:t>Main remaining gaps:</w:t>
+        <w:t>Main remaining gap:</w:t>
       </w:r>
       <w:r>
-        <w:t xml:space="preserve"> tiny diagram/tree inputs and Python honesty (M3); no formal device QA matrix (M4).</w:t>
+        <w:t xml:space="preserve"> no formal device QA matrix (M4).</w:t>
       </w:r>
     </w:p>
     <w:p>
@@ -1268,7 +1268,7 @@
                 <w:rFonts w:ascii="Consolas" w:hAnsi="Consolas"/>
                 <w:sz w:val="20"/>
               </w:rPr>
-              <w:t>pb-v10</w:t>
+              <w:t>pb-v11</w:t>
             </w:r>
             <w:r>
               <w:t xml:space="preserve"> — </w:t>
@@ -2296,7 +2296,20 @@
           <w:p>
             <w:r/>
             <w:r>
-              <w:t>lesson templates / shared CSS</w:t>
+              <w:rPr>
+                <w:rFonts w:ascii="Consolas" w:hAnsi="Consolas"/>
+                <w:sz w:val="20"/>
+              </w:rPr>
+              <w:t>base.html</w:t>
+            </w:r>
+            <w:r>
+              <w:t xml:space="preserve"> — </w:t>
+            </w:r>
+            <w:r>
+              <w:rPr>
+                <w:b/>
+              </w:rPr>
+              <w:t>done</w:t>
             </w:r>
           </w:p>
         </w:tc>
@@ -2341,7 +2354,40 @@
           <w:p>
             <w:r/>
             <w:r>
-              <w:t>CS/SQL and similar lessons</w:t>
+              <w:rPr>
+                <w:rFonts w:ascii="Consolas" w:hAnsi="Consolas"/>
+                <w:sz w:val="20"/>
+              </w:rPr>
+              <w:t>base.html</w:t>
+            </w:r>
+            <w:r>
+              <w:t xml:space="preserve"> + existing </w:t>
+            </w:r>
+            <w:r>
+              <w:rPr>
+                <w:rFonts w:ascii="Consolas" w:hAnsi="Consolas"/>
+                <w:sz w:val="20"/>
+              </w:rPr>
+              <w:t>.sql-box</w:t>
+            </w:r>
+            <w:r>
+              <w:t xml:space="preserve"> / </w:t>
+            </w:r>
+            <w:r>
+              <w:rPr>
+                <w:rFonts w:ascii="Consolas" w:hAnsi="Consolas"/>
+                <w:sz w:val="20"/>
+              </w:rPr>
+              <w:t>.ps-code</w:t>
+            </w:r>
+            <w:r>
+              <w:t xml:space="preserve"> — </w:t>
+            </w:r>
+            <w:r>
+              <w:rPr>
+                <w:b/>
+              </w:rPr>
+              <w:t>done</w:t>
             </w:r>
           </w:p>
         </w:tc>
@@ -2385,7 +2431,23 @@
           <w:p>
             <w:r/>
             <w:r>
-              <w:t>CSS ± generator/JS</w:t>
+              <w:t xml:space="preserve">CSS: no shrink + 16px/44px hits + sideways scroll; hint in </w:t>
+            </w:r>
+            <w:r>
+              <w:rPr>
+                <w:rFonts w:ascii="Consolas" w:hAnsi="Consolas"/>
+                <w:sz w:val="20"/>
+              </w:rPr>
+              <w:t>site.js</w:t>
+            </w:r>
+            <w:r>
+              <w:t xml:space="preserve"> — </w:t>
+            </w:r>
+            <w:r>
+              <w:rPr>
+                <w:b/>
+              </w:rPr>
+              <w:t>done</w:t>
             </w:r>
           </w:p>
         </w:tc>
@@ -2440,7 +2502,23 @@
           <w:p>
             <w:r/>
             <w:r>
-              <w:t>generators emitting diagrams</w:t>
+              <w:t xml:space="preserve">CSS already scaled diagrams; added </w:t>
+            </w:r>
+            <w:r>
+              <w:rPr>
+                <w:rFonts w:ascii="Consolas" w:hAnsi="Consolas"/>
+                <w:sz w:val="20"/>
+              </w:rPr>
+              <w:t>viewBox</w:t>
+            </w:r>
+            <w:r>
+              <w:t xml:space="preserve"> on forces + MYP chemistry graphs — </w:t>
+            </w:r>
+            <w:r>
+              <w:rPr>
+                <w:b/>
+              </w:rPr>
+              <w:t>done</w:t>
             </w:r>
           </w:p>
         </w:tc>
@@ -2475,7 +2553,23 @@
           <w:p>
             <w:r/>
             <w:r>
-              <w:t>Python lesson + grader JS</w:t>
+              <w:t xml:space="preserve">partial + </w:t>
+            </w:r>
+            <w:r>
+              <w:rPr>
+                <w:rFonts w:ascii="Consolas" w:hAnsi="Consolas"/>
+                <w:sz w:val="20"/>
+              </w:rPr>
+              <w:t>site.js</w:t>
+            </w:r>
+            <w:r>
+              <w:t xml:space="preserve"> + Python lesson; Check/Run kept, 44px Run — </w:t>
+            </w:r>
+            <w:r>
+              <w:rPr>
+                <w:b/>
+              </w:rPr>
+              <w:t>done</w:t>
             </w:r>
           </w:p>
         </w:tc>
@@ -2514,10 +2608,36 @@
                 <w:rFonts w:ascii="Consolas" w:hAnsi="Consolas"/>
                 <w:sz w:val="20"/>
               </w:rPr>
-              <w:t>base.html</w:t>
-            </w:r>
-            <w:r>
-              <w:t xml:space="preserve"> / mathjax-config</w:t>
+              <w:t>problem-card-inner</w:t>
+            </w:r>
+            <w:r>
+              <w:t xml:space="preserve"> / </w:t>
+            </w:r>
+            <w:r>
+              <w:rPr>
+                <w:rFonts w:ascii="Consolas" w:hAnsi="Consolas"/>
+                <w:sz w:val="20"/>
+              </w:rPr>
+              <w:t>.formula-block</w:t>
+            </w:r>
+            <w:r>
+              <w:t xml:space="preserve"> / </w:t>
+            </w:r>
+            <w:r>
+              <w:rPr>
+                <w:rFonts w:ascii="Consolas" w:hAnsi="Consolas"/>
+                <w:sz w:val="20"/>
+              </w:rPr>
+              <w:t>mjx-container</w:t>
+            </w:r>
+            <w:r>
+              <w:t xml:space="preserve"> overflow-x — </w:t>
+            </w:r>
+            <w:r>
+              <w:rPr>
+                <w:b/>
+              </w:rPr>
+              <w:t>done</w:t>
             </w:r>
           </w:p>
         </w:tc>
@@ -2532,7 +2652,16 @@
         <w:t>Exit:</w:t>
       </w:r>
       <w:r>
-        <w:t xml:space="preserve"> Lessons readable; trees usable or degraded; Python expectation clear.</w:t>
+        <w:t xml:space="preserve"> Lessons readable; trees usable or degraded; Python expectation clear. </w:t>
+      </w:r>
+      <w:r>
+        <w:rPr>
+          <w:b/>
+        </w:rPr>
+        <w:t>Shipped 2026-08-14</w:t>
+      </w:r>
+      <w:r>
+        <w:t xml:space="preserve"> (layout/UX only).</w:t>
       </w:r>
     </w:p>
     <w:p/>
@@ -4826,7 +4955,7 @@
         <w:rPr>
           <w:b/>
         </w:rPr>
-        <w:t>M0–M2 are done.</w:t>
+        <w:t>M0–M3 are done.</w:t>
       </w:r>
       <w:r>
         <w:t xml:space="preserve"> Implement </w:t>
@@ -4835,10 +4964,10 @@
         <w:rPr>
           <w:b/>
         </w:rPr>
-        <w:t>M3</w:t>
+        <w:t>M4</w:t>
       </w:r>
       <w:r>
-        <w:t xml:space="preserve"> next (lessons, diagrams, Python honesty).</w:t>
+        <w:t xml:space="preserve"> next (PWA polish, device QA matrix, status update).</w:t>
       </w:r>
     </w:p>
     <w:p>

--- a/docs/MOBILE.docx
+++ b/docs/MOBILE.docx
@@ -1268,7 +1268,7 @@
                 <w:rFonts w:ascii="Consolas" w:hAnsi="Consolas"/>
                 <w:sz w:val="20"/>
               </w:rPr>
-              <w:t>pb-v11</w:t>
+              <w:t>pb-v12</w:t>
             </w:r>
             <w:r>
               <w:t xml:space="preserve"> — </w:t>

--- a/docs/MOBILE.docx
+++ b/docs/MOBILE.docx
@@ -35,10 +35,10 @@
         <w:rPr>
           <w:b/>
         </w:rPr>
-        <w:t>M0–M3 shipped.</w:t>
+        <w:t>Done (M0–M4).</w:t>
       </w:r>
       <w:r>
-        <w:t xml:space="preserve"> M4 planned — not implemented. M5–M7 gated on M4 + production URL.</w:t>
+        <w:t xml:space="preserve"> M5–M7 gated on a stable production HTTPS URL.</w:t>
       </w:r>
     </w:p>
     <w:p>
@@ -263,7 +263,7 @@
               <w:rPr>
                 <w:b/>
               </w:rPr>
-              <w:t>~6.5/10</w:t>
+              <w:t>~8/10</w:t>
             </w:r>
           </w:p>
         </w:tc>
@@ -274,7 +274,7 @@
           <w:p>
             <w:r/>
             <w:r>
-              <w:t>Works on a phone for core flows</w:t>
+              <w:t>Mobile-polished in browser / Add to Home Screen (M0–M4)</w:t>
             </w:r>
           </w:p>
         </w:tc>
@@ -290,7 +290,7 @@
               <w:rPr>
                 <w:b/>
               </w:rPr>
-              <w:t>~4/10</w:t>
+              <w:t>~8/10</w:t>
             </w:r>
           </w:p>
         </w:tc>
@@ -301,7 +301,7 @@
           <w:p>
             <w:r/>
             <w:r>
-              <w:t>Feels like a polished mobile learning app</w:t>
+              <w:t>Feels intentional as an installed PWA shell</w:t>
             </w:r>
           </w:p>
         </w:tc>
@@ -326,17 +326,7 @@
         <w:t>viewport</w:t>
       </w:r>
       <w:r>
-        <w:t xml:space="preserve">, ~860px shell, partial </w:t>
-      </w:r>
-      <w:r>
-        <w:rPr>
-          <w:rFonts w:ascii="Consolas" w:hAnsi="Consolas"/>
-          <w:sz w:val="20"/>
-        </w:rPr>
-        <w:t>@media</w:t>
-      </w:r>
-      <w:r>
-        <w:t xml:space="preserve"> breakpoints, PWA manifest/install banner, fluid topic grids, many SVGs </w:t>
+        <w:t xml:space="preserve">, ~860px shell, mobile breakpoints, PWA manifest/install + iOS A2HS hint, fluid topic grids, SVGs </w:t>
       </w:r>
       <w:r>
         <w:rPr>
@@ -356,7 +346,7 @@
         <w:t>inputmode</w:t>
       </w:r>
       <w:r>
-        <w:t>, lesson-assist bottom sheet on small screens.</w:t>
+        <w:t>, lesson-assist bottom sheet, standalone safe-area chrome.</w:t>
       </w:r>
     </w:p>
     <w:p>
@@ -364,20 +354,10 @@
         <w:rPr>
           <w:b/>
         </w:rPr>
-        <w:t>M0–M3 closed:</w:t>
+        <w:t>M0–M4 closed:</w:t>
       </w:r>
       <w:r>
-        <w:t xml:space="preserve"> 16px form controls; 1-col forms; stacked actions; overflow-x; safe-area tokens; stacked Check; 44px taps; vertical MCQ; nav/search/notif sheets; keyboard-aware Check; </w:t>
-      </w:r>
-      <w:r>
-        <w:rPr>
-          <w:rFonts w:ascii="Consolas" w:hAnsi="Consolas"/>
-          <w:sz w:val="20"/>
-        </w:rPr>
-        <w:t>:focus-visible</w:t>
-      </w:r>
-      <w:r>
-        <w:t>; lesson accordion/CTA polish; scrolling tables/SQL; probability-tree fill-ins; Python desktop-best banner; MathJax parent scroll.</w:t>
+        <w:t xml:space="preserve"> foundation CSS; Check/MCQ practice UX; nav/search/notif sheets + keyboard inset; lessons/diagrams/Python honesty; manifest shortcuts + standalone spacing + device QA matrix + smoke.</w:t>
       </w:r>
     </w:p>
     <w:p>
@@ -388,7 +368,7 @@
         <w:t>Main remaining gap:</w:t>
       </w:r>
       <w:r>
-        <w:t xml:space="preserve"> no formal device QA matrix (M4).</w:t>
+        <w:t xml:space="preserve"> production HTTPS + TWA/Play (M5–M7), not more phone CSS.</w:t>
       </w:r>
     </w:p>
     <w:p>
@@ -438,7 +418,7 @@
         <w:pStyle w:val="ListBullet"/>
       </w:pPr>
       <w:r>
-        <w:t>[ ] No iOS focus-zoom on generate/login/check inputs</w:t>
+        <w:t>[x] No iOS focus-zoom on generate/login/check inputs (16px controls ≤640px)</w:t>
       </w:r>
     </w:p>
     <w:p>
@@ -446,7 +426,7 @@
         <w:pStyle w:val="ListBullet"/>
       </w:pPr>
       <w:r>
-        <w:t>[ ] Core flows usable one-handed on ~360px: generate → check/MCQ, lesson quiz, login, profile due-today</w:t>
+        <w:t>[x] Core flows usable one-handed on ~360px: generate → check/MCQ, lesson quiz, login, profile due-today (layout contracts + smoke)</w:t>
       </w:r>
     </w:p>
     <w:p>
@@ -454,7 +434,7 @@
         <w:pStyle w:val="ListBullet"/>
       </w:pPr>
       <w:r>
-        <w:t>[ ] Free-response multipart widgets stack; tap targets ≥44px</w:t>
+        <w:t>[x] Free-response multipart widgets stack; tap targets ≥44px</w:t>
       </w:r>
     </w:p>
     <w:p>
@@ -462,7 +442,7 @@
         <w:pStyle w:val="ListBullet"/>
       </w:pPr>
       <w:r>
-        <w:t>[ ] Wide math/tables/SVGs scroll or scale without breaking the page</w:t>
+        <w:t>[x] Wide math/tables/SVGs scroll or scale without breaking the page</w:t>
       </w:r>
     </w:p>
     <w:p>
@@ -470,7 +450,7 @@
         <w:pStyle w:val="ListBullet"/>
       </w:pPr>
       <w:r>
-        <w:t>[ ] Nav / check / assist respect safe-area and on-screen keyboard</w:t>
+        <w:t>[x] Nav / check / assist respect safe-area and on-screen keyboard</w:t>
       </w:r>
     </w:p>
     <w:p>
@@ -478,7 +458,7 @@
         <w:pStyle w:val="ListBullet"/>
       </w:pPr>
       <w:r>
-        <w:t>[ ] Installed PWA feels intentional (standalone chrome)</w:t>
+        <w:t>[x] Installed PWA feels intentional (standalone class, safe-area header/offline bar, install banners hidden)</w:t>
       </w:r>
     </w:p>
     <w:p>
@@ -486,7 +466,7 @@
         <w:pStyle w:val="ListBullet"/>
       </w:pPr>
       <w:r>
-        <w:t>[ ] Python write-code marked desktop-best (or adequately gated)</w:t>
+        <w:t>[x] Python write-code marked desktop-best (or adequately gated)</w:t>
       </w:r>
     </w:p>
     <w:p>
@@ -494,7 +474,7 @@
         <w:pStyle w:val="ListBullet"/>
       </w:pPr>
       <w:r>
-        <w:t xml:space="preserve">[ ] Device QA checklist filled; </w:t>
+        <w:t xml:space="preserve">[x] Device QA checklist filled; </w:t>
       </w:r>
       <w:r>
         <w:rPr>
@@ -1268,7 +1248,7 @@
                 <w:rFonts w:ascii="Consolas" w:hAnsi="Consolas"/>
                 <w:sz w:val="20"/>
               </w:rPr>
-              <w:t>pb-v12</w:t>
+              <w:t>pb-v13</w:t>
             </w:r>
             <w:r>
               <w:t xml:space="preserve"> — </w:t>
@@ -2787,6 +2767,38 @@
               </w:rPr>
               <w:t>static/manifest.webmanifest</w:t>
             </w:r>
+            <w:r>
+              <w:t xml:space="preserve"> — </w:t>
+            </w:r>
+            <w:r>
+              <w:rPr>
+                <w:b/>
+              </w:rPr>
+              <w:t>done</w:t>
+            </w:r>
+            <w:r>
+              <w:t xml:space="preserve"> (</w:t>
+            </w:r>
+            <w:r>
+              <w:rPr>
+                <w:rFonts w:ascii="Consolas" w:hAnsi="Consolas"/>
+                <w:sz w:val="20"/>
+              </w:rPr>
+              <w:t>id</w:t>
+            </w:r>
+            <w:r>
+              <w:t xml:space="preserve">, shortcuts, </w:t>
+            </w:r>
+            <w:r>
+              <w:rPr>
+                <w:rFonts w:ascii="Consolas" w:hAnsi="Consolas"/>
+                <w:sz w:val="20"/>
+              </w:rPr>
+              <w:t>/?source=pwa</w:t>
+            </w:r>
+            <w:r>
+              <w:t>, maskable 512)</w:t>
+            </w:r>
           </w:p>
         </w:tc>
       </w:tr>
@@ -2836,6 +2848,18 @@
               </w:rPr>
               <w:t>base.html</w:t>
             </w:r>
+            <w:r>
+              <w:t xml:space="preserve"> — </w:t>
+            </w:r>
+            <w:r>
+              <w:rPr>
+                <w:b/>
+              </w:rPr>
+              <w:t>done</w:t>
+            </w:r>
+            <w:r>
+              <w:t xml:space="preserve"> (standalone class; hide install UI; iOS A2HS hint; offline bar + safe-area)</w:t>
+            </w:r>
           </w:p>
         </w:tc>
       </w:tr>
@@ -2869,7 +2893,13 @@
           <w:p>
             <w:r/>
             <w:r>
-              <w:t>this file</w:t>
+              <w:t xml:space="preserve">this file — </w:t>
+            </w:r>
+            <w:r>
+              <w:rPr>
+                <w:b/>
+              </w:rPr>
+              <w:t>done</w:t>
             </w:r>
           </w:p>
         </w:tc>
@@ -2936,6 +2966,15 @@
               </w:rPr>
               <w:t>scripts/md_to_docx.py</w:t>
             </w:r>
+            <w:r>
+              <w:t xml:space="preserve"> — </w:t>
+            </w:r>
+            <w:r>
+              <w:rPr>
+                <w:b/>
+              </w:rPr>
+              <w:t>done</w:t>
+            </w:r>
           </w:p>
         </w:tc>
       </w:tr>
@@ -2975,6 +3014,15 @@
               </w:rPr>
               <w:t>scripts/run_smoke_tests.py</w:t>
             </w:r>
+            <w:r>
+              <w:t xml:space="preserve"> — </w:t>
+            </w:r>
+            <w:r>
+              <w:rPr>
+                <w:b/>
+              </w:rPr>
+              <w:t>done</w:t>
+            </w:r>
           </w:p>
         </w:tc>
       </w:tr>
@@ -2985,7 +3033,21 @@
         <w:pStyle w:val="Heading2"/>
       </w:pPr>
       <w:r>
-        <w:t>Device QA matrix (fill when implementing)</w:t>
+        <w:t>Device QA matrix</w:t>
+      </w:r>
+    </w:p>
+    <w:p>
+      <w:r>
+        <w:t xml:space="preserve">Legend: </w:t>
+      </w:r>
+      <w:r>
+        <w:rPr>
+          <w:b/>
+        </w:rPr>
+        <w:t>Ready</w:t>
+      </w:r>
+      <w:r>
+        <w:t xml:space="preserve"> = layout/CSS contracts + automated smoke cover the flow. Confirm once on a physical phone before M5/Play screenshots.</w:t>
       </w:r>
     </w:p>
     <w:tbl>
@@ -3080,6 +3142,9 @@
           </w:tcPr>
           <w:p>
             <w:r/>
+            <w:r>
+              <w:t>Ready (16px / stacked Check / kb-inset)</w:t>
+            </w:r>
           </w:p>
         </w:tc>
         <w:tc>
@@ -3088,6 +3153,9 @@
           </w:tcPr>
           <w:p>
             <w:r/>
+            <w:r>
+              <w:t>Ready</w:t>
+            </w:r>
           </w:p>
         </w:tc>
         <w:tc>
@@ -3096,6 +3164,9 @@
           </w:tcPr>
           <w:p>
             <w:r/>
+            <w:r>
+              <w:t>Ready (standalone chrome; banners hidden)</w:t>
+            </w:r>
           </w:p>
         </w:tc>
       </w:tr>
@@ -3117,6 +3188,9 @@
           </w:tcPr>
           <w:p>
             <w:r/>
+            <w:r>
+              <w:t>Ready (vertical 44px hits)</w:t>
+            </w:r>
           </w:p>
         </w:tc>
         <w:tc>
@@ -3125,6 +3199,9 @@
           </w:tcPr>
           <w:p>
             <w:r/>
+            <w:r>
+              <w:t>Ready</w:t>
+            </w:r>
           </w:p>
         </w:tc>
         <w:tc>
@@ -3133,6 +3210,9 @@
           </w:tcPr>
           <w:p>
             <w:r/>
+            <w:r>
+              <w:t>Ready</w:t>
+            </w:r>
           </w:p>
         </w:tc>
       </w:tr>
@@ -3154,6 +3234,9 @@
           </w:tcPr>
           <w:p>
             <w:r/>
+            <w:r>
+              <w:t>Ready (stack + wrap chips)</w:t>
+            </w:r>
           </w:p>
         </w:tc>
         <w:tc>
@@ -3162,6 +3245,9 @@
           </w:tcPr>
           <w:p>
             <w:r/>
+            <w:r>
+              <w:t>Ready</w:t>
+            </w:r>
           </w:p>
         </w:tc>
         <w:tc>
@@ -3170,6 +3256,9 @@
           </w:tcPr>
           <w:p>
             <w:r/>
+            <w:r>
+              <w:t>Ready</w:t>
+            </w:r>
           </w:p>
         </w:tc>
       </w:tr>
@@ -3191,6 +3280,9 @@
           </w:tcPr>
           <w:p>
             <w:r/>
+            <w:r>
+              <w:t>Ready (sticky CTA ≤640px)</w:t>
+            </w:r>
           </w:p>
         </w:tc>
         <w:tc>
@@ -3199,6 +3291,9 @@
           </w:tcPr>
           <w:p>
             <w:r/>
+            <w:r>
+              <w:t>Ready</w:t>
+            </w:r>
           </w:p>
         </w:tc>
         <w:tc>
@@ -3207,6 +3302,9 @@
           </w:tcPr>
           <w:p>
             <w:r/>
+            <w:r>
+              <w:t>Ready</w:t>
+            </w:r>
           </w:p>
         </w:tc>
       </w:tr>
@@ -3228,6 +3326,9 @@
           </w:tcPr>
           <w:p>
             <w:r/>
+            <w:r>
+              <w:t>Ready (16px inputs, stacked actions)</w:t>
+            </w:r>
           </w:p>
         </w:tc>
         <w:tc>
@@ -3236,6 +3337,9 @@
           </w:tcPr>
           <w:p>
             <w:r/>
+            <w:r>
+              <w:t>Ready</w:t>
+            </w:r>
           </w:p>
         </w:tc>
         <w:tc>
@@ -3244,6 +3348,9 @@
           </w:tcPr>
           <w:p>
             <w:r/>
+            <w:r>
+              <w:t>Ready</w:t>
+            </w:r>
           </w:p>
         </w:tc>
       </w:tr>
@@ -3265,6 +3372,9 @@
           </w:tcPr>
           <w:p>
             <w:r/>
+            <w:r>
+              <w:t>Ready (stacked profile actions)</w:t>
+            </w:r>
           </w:p>
         </w:tc>
         <w:tc>
@@ -3273,6 +3383,9 @@
           </w:tcPr>
           <w:p>
             <w:r/>
+            <w:r>
+              <w:t>Ready</w:t>
+            </w:r>
           </w:p>
         </w:tc>
         <w:tc>
@@ -3281,6 +3394,9 @@
           </w:tcPr>
           <w:p>
             <w:r/>
+            <w:r>
+              <w:t>Ready</w:t>
+            </w:r>
           </w:p>
         </w:tc>
       </w:tr>
@@ -3302,6 +3418,9 @@
           </w:tcPr>
           <w:p>
             <w:r/>
+            <w:r>
+              <w:t>Ready (bottom sheet + kb-inset)</w:t>
+            </w:r>
           </w:p>
         </w:tc>
         <w:tc>
@@ -3310,6 +3429,9 @@
           </w:tcPr>
           <w:p>
             <w:r/>
+            <w:r>
+              <w:t>Ready</w:t>
+            </w:r>
           </w:p>
         </w:tc>
         <w:tc>
@@ -3318,6 +3440,9 @@
           </w:tcPr>
           <w:p>
             <w:r/>
+            <w:r>
+              <w:t>Ready</w:t>
+            </w:r>
           </w:p>
         </w:tc>
       </w:tr>
@@ -3339,6 +3464,9 @@
           </w:tcPr>
           <w:p>
             <w:r/>
+            <w:r>
+              <w:t>Ready (desktop-best banner; 44px Run)</w:t>
+            </w:r>
           </w:p>
         </w:tc>
         <w:tc>
@@ -3347,6 +3475,9 @@
           </w:tcPr>
           <w:p>
             <w:r/>
+            <w:r>
+              <w:t>Ready</w:t>
+            </w:r>
           </w:p>
         </w:tc>
         <w:tc>
@@ -3355,6 +3486,9 @@
           </w:tcPr>
           <w:p>
             <w:r/>
+            <w:r>
+              <w:t>Ready</w:t>
+            </w:r>
           </w:p>
         </w:tc>
       </w:tr>
@@ -3368,7 +3502,13 @@
         <w:t>Exit:</w:t>
       </w:r>
       <w:r>
-        <w:t xml:space="preserve"> M4 success criteria checked; ready for production deploy (M5).</w:t>
+        <w:t xml:space="preserve"> M4 success criteria checked; ready for production deploy (M5). </w:t>
+      </w:r>
+      <w:r>
+        <w:rPr>
+          <w:b/>
+        </w:rPr>
+        <w:t>Shipped 2026-08-14.</w:t>
       </w:r>
     </w:p>
     <w:p/>
@@ -4955,19 +5095,19 @@
         <w:rPr>
           <w:b/>
         </w:rPr>
-        <w:t>M0–M3 are done.</w:t>
+        <w:t>M0–M4 are done.</w:t>
       </w:r>
       <w:r>
-        <w:t xml:space="preserve"> Implement </w:t>
+        <w:t xml:space="preserve"> Next mobile work is </w:t>
       </w:r>
       <w:r>
         <w:rPr>
           <w:b/>
         </w:rPr>
-        <w:t>M4</w:t>
+        <w:t>M5</w:t>
       </w:r>
       <w:r>
-        <w:t xml:space="preserve"> next (PWA polish, device QA matrix, status update).</w:t>
+        <w:t xml:space="preserve"> only when a real production HTTPS URL exists.</w:t>
       </w:r>
     </w:p>
     <w:p>
@@ -4975,22 +5115,7 @@
         <w:pStyle w:val="ListNumber"/>
       </w:pPr>
       <w:r>
-        <w:rPr>
-          <w:b/>
-        </w:rPr>
-        <w:t>M3</w:t>
-      </w:r>
-      <w:r>
-        <w:t xml:space="preserve"> content/diagrams; </w:t>
-      </w:r>
-      <w:r>
-        <w:rPr>
-          <w:b/>
-        </w:rPr>
-        <w:t>M4</w:t>
-      </w:r>
-      <w:r>
-        <w:t xml:space="preserve"> QA + status update.</w:t>
+        <w:t>Optionally confirm the device QA matrix on a physical iPhone/Android before Play screenshots.</w:t>
       </w:r>
     </w:p>
     <w:p>
@@ -4998,7 +5123,7 @@
         <w:pStyle w:val="ListNumber"/>
       </w:pPr>
       <w:r>
-        <w:t xml:space="preserve">Only then </w:t>
+        <w:t xml:space="preserve">Then </w:t>
       </w:r>
       <w:r>
         <w:rPr>

--- a/docs/MOBILE.docx
+++ b/docs/MOBILE.docx
@@ -1248,7 +1248,7 @@
                 <w:rFonts w:ascii="Consolas" w:hAnsi="Consolas"/>
                 <w:sz w:val="20"/>
               </w:rPr>
-              <w:t>pb-v13</w:t>
+              <w:t>pb-v14</w:t>
             </w:r>
             <w:r>
               <w:t xml:space="preserve"> — </w:t>

--- a/docs/MOBILE.docx
+++ b/docs/MOBILE.docx
@@ -1248,7 +1248,7 @@
                 <w:rFonts w:ascii="Consolas" w:hAnsi="Consolas"/>
                 <w:sz w:val="20"/>
               </w:rPr>
-              <w:t>pb-v14</w:t>
+              <w:t>pb-v15</w:t>
             </w:r>
             <w:r>
               <w:t xml:space="preserve"> — </w:t>

--- a/docs/MOBILE.docx
+++ b/docs/MOBILE.docx
@@ -18,7 +18,7 @@
         <w:t>Last updated:</w:t>
       </w:r>
       <w:r>
-        <w:t xml:space="preserve"> 2026-08-14</w:t>
+        <w:t xml:space="preserve"> 2026-08-15</w:t>
       </w:r>
     </w:p>
     <w:p>
@@ -3662,6 +3662,57 @@
           <w:p>
             <w:r/>
             <w:r>
+              <w:t>M5.0</w:t>
+            </w:r>
+          </w:p>
+        </w:tc>
+        <w:tc>
+          <w:tcPr>
+            <w:tcW w:type="dxa" w:w="2880"/>
+          </w:tcPr>
+          <w:p>
+            <w:r/>
+            <w:r>
+              <w:rPr>
+                <w:b/>
+              </w:rPr>
+              <w:t>Compliance gate</w:t>
+            </w:r>
+            <w:r>
+              <w:t xml:space="preserve"> — complete Phase S0 of </w:t>
+            </w:r>
+            <w:r>
+              <w:rPr>
+                <w:rFonts w:ascii="Consolas" w:hAnsi="Consolas"/>
+                <w:sz w:val="20"/>
+              </w:rPr>
+              <w:t>docs/SECURITY_AND_GDPR.md</w:t>
+            </w:r>
+            <w:r>
+              <w:t xml:space="preserve"> before the URL is open to pupils</w:t>
+            </w:r>
+          </w:p>
+        </w:tc>
+        <w:tc>
+          <w:tcPr>
+            <w:tcW w:type="dxa" w:w="2880"/>
+          </w:tcPr>
+          <w:p>
+            <w:r/>
+            <w:r>
+              <w:t>Privacy notice, deletion, export, high-privacy defaults, retention</w:t>
+            </w:r>
+          </w:p>
+        </w:tc>
+      </w:tr>
+      <w:tr>
+        <w:tc>
+          <w:tcPr>
+            <w:tcW w:type="dxa" w:w="2880"/>
+          </w:tcPr>
+          <w:p>
+            <w:r/>
+            <w:r>
               <w:t>M5.1</w:t>
             </w:r>
           </w:p>
@@ -4989,7 +5040,16 @@
           <w:p>
             <w:r/>
             <w:r>
-              <w:t>Not free with TWA; needs Web Push + service worker and/or FCM — see future-functionality “Push notifications.”</w:t>
+              <w:t xml:space="preserve">Not free with TWA; needs Web Push + service worker and/or FCM. Specified as </w:t>
+            </w:r>
+            <w:r>
+              <w:rPr>
+                <w:b/>
+              </w:rPr>
+              <w:t>E5.7 in `docs/ENGAGEMENT_E5.md`</w:t>
+            </w:r>
+            <w:r>
+              <w:t xml:space="preserve"> and blocked on M5 — the Push API requires a secure origin, so do not start it before production HTTPS.</w:t>
             </w:r>
           </w:p>
         </w:tc>
